--- a/docs/Presentation_fonctionnelle_Log_Integrite.docx
+++ b/docs/Presentation_fonctionnelle_Log_Integrite.docx
@@ -43,7 +43,7 @@
         <w:rPr>
           <w:lang w:val="fr-FR"/>
         </w:rPr>
-        <w:t xml:space="preserve">Version 1.0 — 2 octobre 2026</w:t>
+        <w:t xml:space="preserve">Version 1.1 — 3 octobre 2026</w:t>
       </w:r>
     </w:p>
     <w:p>
@@ -1910,19 +1910,7 @@
         <w:rPr>
           <w:lang w:val="fr-FR"/>
         </w:rPr>
-        <w:t xml:space="preserve">matrimoniale, profession, matricule de la fonction publique, grade, adresse, téléphone.</w:t>
-      </w:r>
-      <w:r>
-        <w:rPr>
-          <w:lang w:val="fr-FR"/>
-        </w:rPr>
-        <w:t xml:space="preserve"> </w:t>
-      </w:r>
-      <w:r>
-        <w:rPr>
-          <w:lang w:val="fr-FR"/>
-        </w:rPr>
-        <w:t xml:space="preserve">-</w:t>
+        <w:t xml:space="preserve">matrimoniale, profession, matricule de la fonction publique, grade, adresse, téléphone, et le</w:t>
       </w:r>
       <w:r>
         <w:rPr>
@@ -1936,31 +1924,43 @@
           <w:bCs/>
           <w:lang w:val="fr-FR"/>
         </w:rPr>
-        <w:t xml:space="preserve">Personne morale</w:t>
-      </w:r>
-      <w:r>
-        <w:rPr>
-          <w:lang w:val="fr-FR"/>
-        </w:rPr>
-        <w:t xml:space="preserve"> </w:t>
-      </w:r>
-      <w:r>
-        <w:rPr>
-          <w:lang w:val="fr-FR"/>
-        </w:rPr>
-        <w:t xml:space="preserve">(société, association, organisme) : dénomination sociale, sigle, forme juridique, RCCM, IFU, secteur</w:t>
-      </w:r>
-      <w:r>
-        <w:rPr>
-          <w:lang w:val="fr-FR"/>
-        </w:rPr>
-        <w:t xml:space="preserve"> </w:t>
-      </w:r>
-      <w:r>
-        <w:rPr>
-          <w:lang w:val="fr-FR"/>
-        </w:rPr>
-        <w:t xml:space="preserve">d’activité, siège social, capital, date de création, statut,</w:t>
+        <w:t xml:space="preserve">NIP</w:t>
+      </w:r>
+      <w:r>
+        <w:rPr>
+          <w:lang w:val="fr-FR"/>
+        </w:rPr>
+        <w:t xml:space="preserve"> </w:t>
+      </w:r>
+      <w:r>
+        <w:rPr>
+          <w:lang w:val="fr-FR"/>
+        </w:rPr>
+        <w:t xml:space="preserve">(numéro d’identification</w:t>
+      </w:r>
+      <w:r>
+        <w:rPr>
+          <w:lang w:val="fr-FR"/>
+        </w:rPr>
+        <w:t xml:space="preserve"> </w:t>
+      </w:r>
+      <w:r>
+        <w:rPr>
+          <w:lang w:val="fr-FR"/>
+        </w:rPr>
+        <w:t xml:space="preserve">personnel : 17 caractères, chiffres et lettres).</w:t>
+      </w:r>
+      <w:r>
+        <w:rPr>
+          <w:lang w:val="fr-FR"/>
+        </w:rPr>
+        <w:t xml:space="preserve"> </w:t>
+      </w:r>
+      <w:r>
+        <w:rPr>
+          <w:lang w:val="fr-FR"/>
+        </w:rPr>
+        <w:t xml:space="preserve">-</w:t>
       </w:r>
       <w:r>
         <w:rPr>
@@ -1974,6 +1974,44 @@
           <w:bCs/>
           <w:lang w:val="fr-FR"/>
         </w:rPr>
+        <w:t xml:space="preserve">Personne morale</w:t>
+      </w:r>
+      <w:r>
+        <w:rPr>
+          <w:lang w:val="fr-FR"/>
+        </w:rPr>
+        <w:t xml:space="preserve"> </w:t>
+      </w:r>
+      <w:r>
+        <w:rPr>
+          <w:lang w:val="fr-FR"/>
+        </w:rPr>
+        <w:t xml:space="preserve">(société, association, organisme) : dénomination sociale, sigle, forme juridique, RCCM, IFU, secteur</w:t>
+      </w:r>
+      <w:r>
+        <w:rPr>
+          <w:lang w:val="fr-FR"/>
+        </w:rPr>
+        <w:t xml:space="preserve"> </w:t>
+      </w:r>
+      <w:r>
+        <w:rPr>
+          <w:lang w:val="fr-FR"/>
+        </w:rPr>
+        <w:t xml:space="preserve">d’activité, siège social, capital, date de création, statut,</w:t>
+      </w:r>
+      <w:r>
+        <w:rPr>
+          <w:lang w:val="fr-FR"/>
+        </w:rPr>
+        <w:t xml:space="preserve"> </w:t>
+      </w:r>
+      <w:r>
+        <w:rPr>
+          <w:b/>
+          <w:bCs/>
+          <w:lang w:val="fr-FR"/>
+        </w:rPr>
         <w:t xml:space="preserve">représentant légal</w:t>
       </w:r>
       <w:r>
@@ -1981,6 +2019,55 @@
           <w:lang w:val="fr-FR"/>
         </w:rPr>
         <w:t xml:space="preserve">.</w:t>
+      </w:r>
+    </w:p>
+    <w:p>
+      <w:pPr>
+        <w:pStyle w:val="BodyText"/>
+      </w:pPr>
+      <w:r>
+        <w:rPr>
+          <w:lang w:val="fr-FR"/>
+        </w:rPr>
+        <w:t xml:space="preserve">Le</w:t>
+      </w:r>
+      <w:r>
+        <w:rPr>
+          <w:lang w:val="fr-FR"/>
+        </w:rPr>
+        <w:t xml:space="preserve"> </w:t>
+      </w:r>
+      <w:r>
+        <w:rPr>
+          <w:b/>
+          <w:bCs/>
+          <w:lang w:val="fr-FR"/>
+        </w:rPr>
+        <w:t xml:space="preserve">NIP est unique</w:t>
+      </w:r>
+      <w:r>
+        <w:rPr>
+          <w:lang w:val="fr-FR"/>
+        </w:rPr>
+        <w:t xml:space="preserve"> </w:t>
+      </w:r>
+      <w:r>
+        <w:rPr>
+          <w:lang w:val="fr-FR"/>
+        </w:rPr>
+        <w:t xml:space="preserve">: pendant la saisie, l’application vérifie en direct s’il est déjà enregistré et désigne la personne qui le</w:t>
+      </w:r>
+      <w:r>
+        <w:rPr>
+          <w:lang w:val="fr-FR"/>
+        </w:rPr>
+        <w:t xml:space="preserve"> </w:t>
+      </w:r>
+      <w:r>
+        <w:rPr>
+          <w:lang w:val="fr-FR"/>
+        </w:rPr>
+        <w:t xml:space="preserve">porte, pour éviter les doublons. Il se corrige et se retrouve par la recherche.</w:t>
       </w:r>
     </w:p>
     <w:p>
@@ -2782,7 +2869,7 @@
         <w:rPr>
           <w:lang w:val="fr-FR"/>
         </w:rPr>
-        <w:t xml:space="preserve">d’identité, RCCM, IFU, contexte judiciaire, contexte professionnel (fonction, entité), zone géographique, période des faits.</w:t>
+        <w:t xml:space="preserve">d’identité ou NIP, RCCM, IFU, contexte judiciaire, contexte professionnel (fonction, entité), zone géographique, période des faits.</w:t>
       </w:r>
     </w:p>
     <w:p>
@@ -3410,31 +3497,275 @@
         </w:rPr>
         <w:t xml:space="preserve">Depuis la fiche d’un dossier :</w:t>
       </w:r>
-      <w:r>
-        <w:rPr>
-          <w:lang w:val="fr-FR"/>
-        </w:rPr>
-        <w:t xml:space="preserve"> </w:t>
-      </w:r>
+    </w:p>
+    <w:tbl>
+      <w:tblPr>
+        <w:tblStyle w:val="Table"/>
+        <w:tblW w:type="pct" w:w="5000"/>
+        <w:tblLayout w:type="fixed"/>
+        <w:tblLook w:firstRow="1" w:lastRow="0" w:firstColumn="0" w:lastColumn="0" w:noHBand="0" w:noVBand="0" w:val="0020"/>
+      </w:tblPr>
+      <w:tblGrid>
+        <w:gridCol w:w="2262"/>
+        <w:gridCol w:w="5657"/>
+      </w:tblGrid>
+      <w:tr>
+        <w:trPr>
+          <w:cantSplit/>
+          <w:tblHeader w:val="on"/>
+        </w:trPr>
+        <w:tc>
+          <w:tcPr/>
+          <w:p>
+            <w:pPr>
+              <w:pStyle w:val="Compact"/>
+            </w:pPr>
+            <w:r>
+              <w:rPr>
+                <w:lang w:val="fr-FR"/>
+              </w:rPr>
+              <w:t xml:space="preserve">Action</w:t>
+            </w:r>
+          </w:p>
+        </w:tc>
+        <w:tc>
+          <w:tcPr/>
+          <w:p>
+            <w:pPr>
+              <w:pStyle w:val="Compact"/>
+            </w:pPr>
+            <w:r>
+              <w:rPr>
+                <w:lang w:val="fr-FR"/>
+              </w:rPr>
+              <w:t xml:space="preserve">Règle</w:t>
+            </w:r>
+          </w:p>
+        </w:tc>
+      </w:tr>
+      <w:tr>
+        <w:trPr>
+          <w:cantSplit/>
+        </w:trPr>
+        <w:tc>
+          <w:tcPr/>
+          <w:p>
+            <w:pPr>
+              <w:pStyle w:val="Compact"/>
+            </w:pPr>
+            <w:r>
+              <w:rPr>
+                <w:b/>
+                <w:bCs/>
+                <w:lang w:val="fr-FR"/>
+              </w:rPr>
+              <w:t xml:space="preserve">Modifier le dossier</w:t>
+            </w:r>
+          </w:p>
+        </w:tc>
+        <w:tc>
+          <w:tcPr/>
+          <w:p>
+            <w:pPr>
+              <w:pStyle w:val="Compact"/>
+            </w:pPr>
+            <w:r>
+              <w:rPr>
+                <w:lang w:val="fr-FR"/>
+              </w:rPr>
+              <w:t xml:space="preserve">Intitulé, source de signalement et contexte, tant que le dossier est ouvert</w:t>
+            </w:r>
+          </w:p>
+        </w:tc>
+      </w:tr>
+      <w:tr>
+        <w:trPr>
+          <w:cantSplit/>
+        </w:trPr>
+        <w:tc>
+          <w:tcPr/>
+          <w:p>
+            <w:pPr>
+              <w:pStyle w:val="Compact"/>
+            </w:pPr>
+            <w:r>
+              <w:rPr>
+                <w:b/>
+                <w:bCs/>
+                <w:lang w:val="fr-FR"/>
+              </w:rPr>
+              <w:t xml:space="preserve">Retirer une personne</w:t>
+            </w:r>
+          </w:p>
+        </w:tc>
+        <w:tc>
+          <w:tcPr/>
+          <w:p>
+            <w:pPr>
+              <w:pStyle w:val="Compact"/>
+            </w:pPr>
+            <w:r>
+              <w:rPr>
+                <w:lang w:val="fr-FR"/>
+              </w:rPr>
+              <w:t xml:space="preserve">Possible tant que le dossier est ouvert, qu’aucun fait qui la concerne n’est validé et qu’aucune peine n’est enregistrée. Sinon le serveur explique pourquoi c’est refusé</w:t>
+            </w:r>
+          </w:p>
+        </w:tc>
+      </w:tr>
+      <w:tr>
+        <w:trPr>
+          <w:cantSplit/>
+        </w:trPr>
+        <w:tc>
+          <w:tcPr/>
+          <w:p>
+            <w:pPr>
+              <w:pStyle w:val="Compact"/>
+            </w:pPr>
+            <w:r>
+              <w:rPr>
+                <w:b/>
+                <w:bCs/>
+                <w:lang w:val="fr-FR"/>
+              </w:rPr>
+              <w:t xml:space="preserve">Clôturer le dossier</w:t>
+            </w:r>
+          </w:p>
+        </w:tc>
+        <w:tc>
+          <w:tcPr/>
+          <w:p>
+            <w:pPr>
+              <w:pStyle w:val="Compact"/>
+            </w:pPr>
+            <w:r>
+              <w:rPr>
+                <w:lang w:val="fr-FR"/>
+              </w:rPr>
+              <w:t xml:space="preserve">Possible quand</w:t>
+            </w:r>
+            <w:r>
+              <w:rPr>
+                <w:lang w:val="fr-FR"/>
+              </w:rPr>
+              <w:t xml:space="preserve"> </w:t>
+            </w:r>
+            <w:r>
+              <w:rPr>
+                <w:b/>
+                <w:bCs/>
+                <w:lang w:val="fr-FR"/>
+              </w:rPr>
+              <w:t xml:space="preserve">tous les faits ont été traités</w:t>
+            </w:r>
+            <w:r>
+              <w:rPr>
+                <w:lang w:val="fr-FR"/>
+              </w:rPr>
+              <w:t xml:space="preserve"> </w:t>
+            </w:r>
+            <w:r>
+              <w:rPr>
+                <w:lang w:val="fr-FR"/>
+              </w:rPr>
+              <w:t xml:space="preserve">(validés ou rejetés). Le serveur refuse tant qu’un fait attend une validation. Un dossier clôturé n’est plus modifiable : plus de nouvelle personne, de nouveau fait ni de nouveau document. Les décisions de justice (statuts judiciaires, peines) peuvent encore être enregistrées, car elles sont souvent postérieures à l’instruction</w:t>
+            </w:r>
+          </w:p>
+        </w:tc>
+      </w:tr>
+      <w:tr>
+        <w:trPr>
+          <w:cantSplit/>
+        </w:trPr>
+        <w:tc>
+          <w:tcPr/>
+          <w:p>
+            <w:pPr>
+              <w:pStyle w:val="Compact"/>
+            </w:pPr>
+            <w:r>
+              <w:rPr>
+                <w:b/>
+                <w:bCs/>
+                <w:lang w:val="fr-FR"/>
+              </w:rPr>
+              <w:t xml:space="preserve">Télécharger le PDF</w:t>
+            </w:r>
+          </w:p>
+        </w:tc>
+        <w:tc>
+          <w:tcPr/>
+          <w:p>
+            <w:pPr>
+              <w:pStyle w:val="Compact"/>
+            </w:pPr>
+            <w:r>
+              <w:rPr>
+                <w:lang w:val="fr-FR"/>
+              </w:rPr>
+              <w:t xml:space="preserve">Le rapport complet du dossier</w:t>
+            </w:r>
+          </w:p>
+        </w:tc>
+      </w:tr>
+      <w:tr>
+        <w:trPr>
+          <w:cantSplit/>
+        </w:trPr>
+        <w:tc>
+          <w:tcPr/>
+          <w:p>
+            <w:pPr>
+              <w:pStyle w:val="Compact"/>
+            </w:pPr>
+            <w:r>
+              <w:rPr>
+                <w:lang w:val="fr-FR"/>
+              </w:rPr>
+              <w:t xml:space="preserve">Ajouter une personne, un fait, un document</w:t>
+            </w:r>
+          </w:p>
+        </w:tc>
+        <w:tc>
+          <w:tcPr/>
+          <w:p>
+            <w:pPr>
+              <w:pStyle w:val="Compact"/>
+            </w:pPr>
+            <w:r>
+              <w:rPr>
+                <w:lang w:val="fr-FR"/>
+              </w:rPr>
+              <w:t xml:space="preserve">Tant que le dossier est ouvert</w:t>
+            </w:r>
+          </w:p>
+        </w:tc>
+      </w:tr>
+    </w:tbl>
+    <w:p>
+      <w:pPr>
+        <w:pStyle w:val="BodyText"/>
+      </w:pPr>
       <w:r>
         <w:rPr>
           <w:b/>
           <w:bCs/>
           <w:lang w:val="fr-FR"/>
         </w:rPr>
-        <w:t xml:space="preserve">modifier</w:t>
-      </w:r>
-      <w:r>
-        <w:rPr>
-          <w:lang w:val="fr-FR"/>
-        </w:rPr>
-        <w:t xml:space="preserve"> </w:t>
-      </w:r>
-      <w:r>
-        <w:rPr>
-          <w:lang w:val="fr-FR"/>
-        </w:rPr>
-        <w:t xml:space="preserve">le dossier, le</w:t>
+        <w:t xml:space="preserve">Un dossier ne s’efface pas : il se clôture.</w:t>
+      </w:r>
+      <w:r>
+        <w:rPr>
+          <w:lang w:val="fr-FR"/>
+        </w:rPr>
+        <w:t xml:space="preserve"> </w:t>
+      </w:r>
+      <w:r>
+        <w:rPr>
+          <w:lang w:val="fr-FR"/>
+        </w:rPr>
+        <w:t xml:space="preserve">Ce choix préserve la traçabilité. La liste des dossiers offre la</w:t>
       </w:r>
       <w:r>
         <w:rPr>
@@ -3448,58 +3779,6 @@
           <w:bCs/>
           <w:lang w:val="fr-FR"/>
         </w:rPr>
-        <w:t xml:space="preserve">clôturer</w:t>
-      </w:r>
-      <w:r>
-        <w:rPr>
-          <w:lang w:val="fr-FR"/>
-        </w:rPr>
-        <w:t xml:space="preserve">,</w:t>
-      </w:r>
-      <w:r>
-        <w:rPr>
-          <w:lang w:val="fr-FR"/>
-        </w:rPr>
-        <w:t xml:space="preserve"> </w:t>
-      </w:r>
-      <w:r>
-        <w:rPr>
-          <w:b/>
-          <w:bCs/>
-          <w:lang w:val="fr-FR"/>
-        </w:rPr>
-        <w:t xml:space="preserve">télécharger son rapport PDF</w:t>
-      </w:r>
-      <w:r>
-        <w:rPr>
-          <w:lang w:val="fr-FR"/>
-        </w:rPr>
-        <w:t xml:space="preserve">, ajouter une personne,</w:t>
-      </w:r>
-      <w:r>
-        <w:rPr>
-          <w:lang w:val="fr-FR"/>
-        </w:rPr>
-        <w:t xml:space="preserve"> </w:t>
-      </w:r>
-      <w:r>
-        <w:rPr>
-          <w:lang w:val="fr-FR"/>
-        </w:rPr>
-        <w:t xml:space="preserve">ajouter un fait, joindre un document. La liste des dossiers offre la</w:t>
-      </w:r>
-      <w:r>
-        <w:rPr>
-          <w:lang w:val="fr-FR"/>
-        </w:rPr>
-        <w:t xml:space="preserve"> </w:t>
-      </w:r>
-      <w:r>
-        <w:rPr>
-          <w:b/>
-          <w:bCs/>
-          <w:lang w:val="fr-FR"/>
-        </w:rPr>
         <w:t xml:space="preserve">recherche</w:t>
       </w:r>
       <w:r>
@@ -3512,7 +3791,19 @@
         <w:rPr>
           <w:lang w:val="fr-FR"/>
         </w:rPr>
-        <w:t xml:space="preserve">par numéro ou intitulé, et les filtres</w:t>
+        <w:t xml:space="preserve">par</w:t>
+      </w:r>
+      <w:r>
+        <w:rPr>
+          <w:lang w:val="fr-FR"/>
+        </w:rPr>
+        <w:t xml:space="preserve"> </w:t>
+      </w:r>
+      <w:r>
+        <w:rPr>
+          <w:lang w:val="fr-FR"/>
+        </w:rPr>
+        <w:t xml:space="preserve">numéro ou intitulé, et les filtres</w:t>
       </w:r>
       <w:r>
         <w:rPr>
@@ -5094,7 +5385,7 @@
         <w:rPr>
           <w:lang w:val="fr-FR"/>
         </w:rPr>
-        <w:t xml:space="preserve">: numéro de pièce d’identité, RCCM (entreprise), IFU (entreprise) ou numéro de personne (</w:t>
+        <w:t xml:space="preserve">: numéro de pièce d’identité ou NIP, RCCM (entreprise), IFU (entreprise) ou numéro de personne (</w:t>
       </w:r>
       <w:r>
         <w:rPr>
@@ -7533,6 +7824,88 @@
           <w:lang w:val="fr-FR"/>
         </w:rPr>
         <w:t xml:space="preserve">ne peut pas être supprimé : on le désactive.</w:t>
+      </w:r>
+    </w:p>
+    <w:p>
+      <w:pPr>
+        <w:pStyle w:val="Compact"/>
+        <w:numPr>
+          <w:ilvl w:val="0"/>
+          <w:numId w:val="1004"/>
+        </w:numPr>
+      </w:pPr>
+      <w:r>
+        <w:rPr>
+          <w:lang w:val="fr-FR"/>
+        </w:rPr>
+        <w:t xml:space="preserve">Un</w:t>
+      </w:r>
+      <w:r>
+        <w:rPr>
+          <w:lang w:val="fr-FR"/>
+        </w:rPr>
+        <w:t xml:space="preserve"> </w:t>
+      </w:r>
+      <w:r>
+        <w:rPr>
+          <w:b/>
+          <w:bCs/>
+          <w:lang w:val="fr-FR"/>
+        </w:rPr>
+        <w:t xml:space="preserve">NIP</w:t>
+      </w:r>
+      <w:r>
+        <w:rPr>
+          <w:lang w:val="fr-FR"/>
+        </w:rPr>
+        <w:t xml:space="preserve"> </w:t>
+      </w:r>
+      <w:r>
+        <w:rPr>
+          <w:lang w:val="fr-FR"/>
+        </w:rPr>
+        <w:t xml:space="preserve">n’appartient qu’à une seule personne.</w:t>
+      </w:r>
+    </w:p>
+    <w:p>
+      <w:pPr>
+        <w:pStyle w:val="Compact"/>
+        <w:numPr>
+          <w:ilvl w:val="0"/>
+          <w:numId w:val="1004"/>
+        </w:numPr>
+      </w:pPr>
+      <w:r>
+        <w:rPr>
+          <w:lang w:val="fr-FR"/>
+        </w:rPr>
+        <w:t xml:space="preserve">Un dossier se</w:t>
+      </w:r>
+      <w:r>
+        <w:rPr>
+          <w:lang w:val="fr-FR"/>
+        </w:rPr>
+        <w:t xml:space="preserve"> </w:t>
+      </w:r>
+      <w:r>
+        <w:rPr>
+          <w:b/>
+          <w:bCs/>
+          <w:lang w:val="fr-FR"/>
+        </w:rPr>
+        <w:t xml:space="preserve">clôture</w:t>
+      </w:r>
+      <w:r>
+        <w:rPr>
+          <w:lang w:val="fr-FR"/>
+        </w:rPr>
+        <w:t xml:space="preserve"> </w:t>
+      </w:r>
+      <w:r>
+        <w:rPr>
+          <w:lang w:val="fr-FR"/>
+        </w:rPr>
+        <w:t xml:space="preserve">une fois tous ses faits traités, et n’est plus modifiable ensuite.</w:t>
       </w:r>
     </w:p>
     <w:p>
@@ -7858,165 +8231,6 @@
                 <w:lang w:val="fr-FR"/>
               </w:rPr>
               <w:t xml:space="preserve">Suite proposée</w:t>
-            </w:r>
-          </w:p>
-        </w:tc>
-      </w:tr>
-      <w:tr>
-        <w:trPr>
-          <w:cantSplit/>
-        </w:trPr>
-        <w:tc>
-          <w:tcPr/>
-          <w:p>
-            <w:pPr>
-              <w:pStyle w:val="Compact"/>
-            </w:pPr>
-            <w:r>
-              <w:rPr>
-                <w:b/>
-                <w:bCs/>
-                <w:lang w:val="fr-FR"/>
-              </w:rPr>
-              <w:t xml:space="preserve">NIP</w:t>
-            </w:r>
-            <w:r>
-              <w:rPr>
-                <w:lang w:val="fr-FR"/>
-              </w:rPr>
-              <w:t xml:space="preserve"> </w:t>
-            </w:r>
-            <w:r>
-              <w:rPr>
-                <w:lang w:val="fr-FR"/>
-              </w:rPr>
-              <w:t xml:space="preserve">(numéro d’identification personnel)</w:t>
-            </w:r>
-          </w:p>
-        </w:tc>
-        <w:tc>
-          <w:tcPr/>
-          <w:p>
-            <w:pPr>
-              <w:pStyle w:val="Compact"/>
-            </w:pPr>
-            <w:r>
-              <w:rPr>
-                <w:lang w:val="fr-FR"/>
-              </w:rPr>
-              <w:t xml:space="preserve">Le formulaire de création propose un champ NIP, mais le serveur ne l’enregistre pas : ce qui est saisi n’est ni conservé, ni affiché, et la détection d’un NIP déjà utilisé n’est pas disponible</w:t>
-            </w:r>
-          </w:p>
-        </w:tc>
-        <w:tc>
-          <w:tcPr/>
-          <w:p>
-            <w:pPr>
-              <w:pStyle w:val="Compact"/>
-            </w:pPr>
-            <w:r>
-              <w:rPr>
-                <w:lang w:val="fr-FR"/>
-              </w:rPr>
-              <w:t xml:space="preserve">À corriger en priorité, car le NIP est un identifiant central pour la vérification</w:t>
-            </w:r>
-          </w:p>
-        </w:tc>
-      </w:tr>
-      <w:tr>
-        <w:trPr>
-          <w:cantSplit/>
-        </w:trPr>
-        <w:tc>
-          <w:tcPr/>
-          <w:p>
-            <w:pPr>
-              <w:pStyle w:val="Compact"/>
-            </w:pPr>
-            <w:r>
-              <w:rPr>
-                <w:b/>
-                <w:bCs/>
-                <w:lang w:val="fr-FR"/>
-              </w:rPr>
-              <w:t xml:space="preserve">Suppression d’un dossier</w:t>
-            </w:r>
-          </w:p>
-        </w:tc>
-        <w:tc>
-          <w:tcPr/>
-          <w:p>
-            <w:pPr>
-              <w:pStyle w:val="Compact"/>
-            </w:pPr>
-            <w:r>
-              <w:rPr>
-                <w:lang w:val="fr-FR"/>
-              </w:rPr>
-              <w:t xml:space="preserve">Le menu propose « Supprimer le dossier », mais l’action n’est pas encore reliée au serveur : elle annonce « en cours d’implémentation »</w:t>
-            </w:r>
-          </w:p>
-        </w:tc>
-        <w:tc>
-          <w:tcPr/>
-          <w:p>
-            <w:pPr>
-              <w:pStyle w:val="Compact"/>
-            </w:pPr>
-            <w:r>
-              <w:rPr>
-                <w:lang w:val="fr-FR"/>
-              </w:rPr>
-              <w:t xml:space="preserve">Retirer l’action, ou la mettre en œuvre en préservant la traçabilité</w:t>
-            </w:r>
-          </w:p>
-        </w:tc>
-      </w:tr>
-      <w:tr>
-        <w:trPr>
-          <w:cantSplit/>
-        </w:trPr>
-        <w:tc>
-          <w:tcPr/>
-          <w:p>
-            <w:pPr>
-              <w:pStyle w:val="Compact"/>
-            </w:pPr>
-            <w:r>
-              <w:rPr>
-                <w:b/>
-                <w:bCs/>
-                <w:lang w:val="fr-FR"/>
-              </w:rPr>
-              <w:t xml:space="preserve">Retirer une personne d’un dossier</w:t>
-            </w:r>
-          </w:p>
-        </w:tc>
-        <w:tc>
-          <w:tcPr/>
-          <w:p>
-            <w:pPr>
-              <w:pStyle w:val="Compact"/>
-            </w:pPr>
-            <w:r>
-              <w:rPr>
-                <w:lang w:val="fr-FR"/>
-              </w:rPr>
-              <w:t xml:space="preserve">Le bouton existe, mais le serveur n’offre pas cette opération : l’action échoue</w:t>
-            </w:r>
-          </w:p>
-        </w:tc>
-        <w:tc>
-          <w:tcPr/>
-          <w:p>
-            <w:pPr>
-              <w:pStyle w:val="Compact"/>
-            </w:pPr>
-            <w:r>
-              <w:rPr>
-                <w:lang w:val="fr-FR"/>
-              </w:rPr>
-              <w:t xml:space="preserve">Retirer le bouton, ou mettre l’opération en œuvre</w:t>
             </w:r>
           </w:p>
         </w:tc>
@@ -8837,6 +9051,85 @@
                 <w:lang w:val="fr-FR"/>
               </w:rPr>
               <w:t xml:space="preserve">Ouvrir un dossier, ajouter personnes, faits, documents</w:t>
+            </w:r>
+          </w:p>
+        </w:tc>
+        <w:tc>
+          <w:tcPr/>
+          <w:p>
+            <w:pPr>
+              <w:pStyle w:val="Compact"/>
+              <w:jc w:val="center"/>
+            </w:pPr>
+            <w:r>
+              <w:rPr>
+                <w:lang w:val="fr-FR"/>
+              </w:rPr>
+              <w:t xml:space="preserve">✔</w:t>
+            </w:r>
+          </w:p>
+        </w:tc>
+        <w:tc>
+          <w:tcPr/>
+          <w:p>
+            <w:pPr>
+              <w:pStyle w:val="Compact"/>
+              <w:jc w:val="center"/>
+            </w:pPr>
+            <w:r>
+              <w:rPr>
+                <w:lang w:val="fr-FR"/>
+              </w:rPr>
+              <w:t xml:space="preserve">—</w:t>
+            </w:r>
+          </w:p>
+        </w:tc>
+        <w:tc>
+          <w:tcPr/>
+          <w:p>
+            <w:pPr>
+              <w:pStyle w:val="Compact"/>
+              <w:jc w:val="center"/>
+            </w:pPr>
+            <w:r>
+              <w:rPr>
+                <w:lang w:val="fr-FR"/>
+              </w:rPr>
+              <w:t xml:space="preserve">✔</w:t>
+            </w:r>
+          </w:p>
+        </w:tc>
+        <w:tc>
+          <w:tcPr/>
+          <w:p>
+            <w:pPr>
+              <w:pStyle w:val="Compact"/>
+              <w:jc w:val="center"/>
+            </w:pPr>
+            <w:r>
+              <w:rPr>
+                <w:lang w:val="fr-FR"/>
+              </w:rPr>
+              <w:t xml:space="preserve">—</w:t>
+            </w:r>
+          </w:p>
+        </w:tc>
+      </w:tr>
+      <w:tr>
+        <w:trPr>
+          <w:cantSplit/>
+        </w:trPr>
+        <w:tc>
+          <w:tcPr/>
+          <w:p>
+            <w:pPr>
+              <w:pStyle w:val="Compact"/>
+            </w:pPr>
+            <w:r>
+              <w:rPr>
+                <w:lang w:val="fr-FR"/>
+              </w:rPr>
+              <w:t xml:space="preserve">Modifier, clôturer un dossier, retirer une personne</w:t>
             </w:r>
           </w:p>
         </w:tc>
